--- a/backend/app/templates/docx/supply_contract.docx
+++ b/backend/app/templates/docx/supply_contract.docx
@@ -4,70 +4,726 @@
   <w:body>
     <w:p>
       <w:pPr>
-        <w:pStyle w:val="Title"/>
+        <w:ind w:firstLine="0"/>
+        <w:jc w:val="center"/>
       </w:pPr>
       <w:r>
+        <w:rPr>
+          <w:rFonts w:ascii="Times New Roman" w:hAnsi="Times New Roman" w:cs="Times New Roman" w:eastAsia="Times New Roman"/>
+          <w:rFonts w:ascii="Times New Roman" w:hAnsi="Times New Roman"/>
+          <w:b/>
+          <w:sz w:val="24"/>
+        </w:rPr>
         <w:t>ДОГОВОР ПОСТАВКИ № {{ supply_contract.number }}</w:t>
       </w:r>
     </w:p>
     <w:p>
+      <w:pPr>
+        <w:ind w:firstLine="0"/>
+        <w:jc w:val="center"/>
+      </w:pPr>
       <w:r>
+        <w:rPr>
+          <w:rFonts w:ascii="Times New Roman" w:hAnsi="Times New Roman" w:cs="Times New Roman" w:eastAsia="Times New Roman"/>
+          <w:rFonts w:ascii="Times New Roman" w:hAnsi="Times New Roman"/>
+          <w:b w:val="0"/>
+          <w:sz w:val="24"/>
+        </w:rPr>
         <w:t>от {{ supply_contract_date_fmt }} г.</w:t>
       </w:r>
     </w:p>
     <w:p>
+      <w:pPr>
+        <w:spacing w:line="360" w:lineRule="auto"/>
+        <w:ind w:firstLine="709"/>
+      </w:pPr>
       <w:r>
+        <w:rPr>
+          <w:rFonts w:ascii="Times New Roman" w:hAnsi="Times New Roman" w:cs="Times New Roman" w:eastAsia="Times New Roman"/>
+          <w:rFonts w:ascii="Times New Roman" w:hAnsi="Times New Roman"/>
+          <w:b w:val="0"/>
+          <w:sz w:val="24"/>
+        </w:rPr>
         <w:t>{% if seller.company_type != 'ИП' %}{{ seller.company_name }}, далее «Поставщик», в лице {{ supply_contract.officials[0].position or '_____________' }} {% if supply_contract.officials[0].full_name %}{{ supply_contract.officials[0].full_name }}{% else %}_____________{% endif %}, {% if supply_contract.officials[0].is_base %}действующего на основании {{ supply_contract.officials[0].base_document }} {{ supply_contract.officials[0].base_document_name }}{% endif %}, с одной стороны, {% else %}{{ seller.company_name }}, далее «Поставщик», ОГРНИП {{ seller.ogrn }}, с одной стороны, {% endif %}</w:t>
       </w:r>
     </w:p>
     <w:p>
+      <w:pPr>
+        <w:spacing w:line="360" w:lineRule="auto"/>
+        <w:ind w:firstLine="709"/>
+      </w:pPr>
       <w:r>
+        <w:rPr>
+          <w:rFonts w:ascii="Times New Roman" w:hAnsi="Times New Roman" w:cs="Times New Roman" w:eastAsia="Times New Roman"/>
+          <w:rFonts w:ascii="Times New Roman" w:hAnsi="Times New Roman"/>
+          <w:b w:val="0"/>
+          <w:sz w:val="24"/>
+        </w:rPr>
         <w:t>{% if buyer.company_type != 'ИП' %}{{ buyer.company_name }}, далее «Покупатель», с другой стороны, {% else %}{{ buyer.company_name }}, далее «Покупатель», ОГРНИП {{ buyer.ogrn }}, с другой стороны, {% endif %}заключили настоящий Договор поставки о нижеследующем:</w:t>
       </w:r>
     </w:p>
     <w:p>
+      <w:pPr>
+        <w:spacing w:line="360" w:lineRule="auto"/>
+        <w:ind w:firstLine="709"/>
+      </w:pPr>
       <w:r>
+        <w:rPr>
+          <w:rFonts w:ascii="Times New Roman" w:hAnsi="Times New Roman" w:cs="Times New Roman" w:eastAsia="Times New Roman"/>
+          <w:rFonts w:ascii="Times New Roman" w:hAnsi="Times New Roman"/>
+          <w:b w:val="0"/>
+          <w:sz w:val="24"/>
+        </w:rPr>
         <w:t>{% if supply_contract.supply_contract_text %}{{ supply_contract.supply_contract_text }}{% endif %}</w:t>
       </w:r>
     </w:p>
     <w:p>
+      <w:pPr>
+        <w:spacing w:line="360" w:lineRule="auto"/>
+        <w:ind w:firstLine="709"/>
+      </w:pPr>
       <w:r>
-        <w:t>{% if supply_contract.supplier_details_check %}Поставщик: {{ seller.company_name }}, ИНН {{ seller.inn }}, КПП {{ seller.kpp }}. Адрес: {{ seller.legal_address }}, тел. {{ seller.phone }}, email {{ seller.email }}. Банк: {{ seller.bank_name }}, БИК {{ seller.bic }}, р/с {{ seller.account_number }}. {% endif %}</w:t>
-      </w:r>
-    </w:p>
-    <w:p>
-      <w:r>
-        <w:t>{% if supply_contract.buyer_details_check %}Покупатель: {{ buyer.company_name }}, ИНН {{ buyer.inn }}, КПП {{ buyer.kpp }}. Адрес: {{ buyer.legal_address }}. {% endif %}</w:t>
-      </w:r>
-    </w:p>
-    <w:p>
-      <w:r>
+        <w:rPr>
+          <w:rFonts w:ascii="Times New Roman" w:hAnsi="Times New Roman" w:cs="Times New Roman" w:eastAsia="Times New Roman"/>
+          <w:rFonts w:ascii="Times New Roman" w:hAnsi="Times New Roman"/>
+          <w:b w:val="0"/>
+          <w:sz w:val="24"/>
+        </w:rPr>
         <w:t>Спецификация № {{ supply_contract.specification_number }} от {{ specification_date_fmt }} г.</w:t>
       </w:r>
     </w:p>
     <w:p>
+      <w:pPr>
+        <w:spacing w:line="360" w:lineRule="auto"/>
+        <w:ind w:firstLine="709"/>
+      </w:pPr>
       <w:r>
+        <w:rPr>
+          <w:rFonts w:ascii="Times New Roman" w:hAnsi="Times New Roman" w:cs="Times New Roman" w:eastAsia="Times New Roman"/>
+          <w:rFonts w:ascii="Times New Roman" w:hAnsi="Times New Roman"/>
+          <w:b w:val="0"/>
+          <w:sz w:val="24"/>
+        </w:rPr>
         <w:t>{% for item in items %}{{ loop.index }}. {{ item.product_name }} — {{ item.quantity }} {{ item.unit_of_measurement }} × {{ item.price }} = {{ item.amount }}; {% endfor %}</w:t>
       </w:r>
     </w:p>
     <w:p>
+      <w:pPr>
+        <w:spacing w:line="360" w:lineRule="auto"/>
+        <w:ind w:firstLine="709"/>
+      </w:pPr>
       <w:r>
+        <w:rPr>
+          <w:rFonts w:ascii="Times New Roman" w:hAnsi="Times New Roman" w:cs="Times New Roman" w:eastAsia="Times New Roman"/>
+          <w:rFonts w:ascii="Times New Roman" w:hAnsi="Times New Roman"/>
+          <w:b w:val="0"/>
+          <w:sz w:val="24"/>
+        </w:rPr>
         <w:t>Сумма без НДС: {{ total_amount_excl_vat }}, НДС: {{ amount_vat_rate }}, итого: {{ total_amount }}</w:t>
       </w:r>
     </w:p>
     <w:p>
+      <w:pPr>
+        <w:spacing w:line="360" w:lineRule="auto"/>
+        <w:ind w:firstLine="709"/>
+      </w:pPr>
       <w:r>
+        <w:rPr>
+          <w:rFonts w:ascii="Times New Roman" w:hAnsi="Times New Roman" w:cs="Times New Roman" w:eastAsia="Times New Roman"/>
+          <w:rFonts w:ascii="Times New Roman" w:hAnsi="Times New Roman"/>
+          <w:b w:val="0"/>
+          <w:sz w:val="24"/>
+        </w:rPr>
         <w:t>{% if supply_contract.specification_text %}{{ supply_contract.specification_text }}{% endif %}</w:t>
       </w:r>
     </w:p>
     <w:p>
+      <w:pPr>
+        <w:ind w:firstLine="0"/>
+      </w:pPr>
       <w:r>
-        <w:t>Поставщик: {{ seller.company_name }} / {% if supply_contract.officials[0].full_name %}{{ supply_contract.officials[0].full_name }}{% else %}_____________{% endif %} /</w:t>
+        <w:br w:type="page"/>
       </w:r>
     </w:p>
+    <w:p>
+      <w:pPr>
+        <w:keepNext/>
+        <w:keepLines/>
+        <w:tabs>
+          <w:tab w:pos="5102" w:val="left"/>
+        </w:tabs>
+        <w:spacing w:line="360" w:lineRule="auto"/>
+        <w:ind w:firstLine="0"/>
+      </w:pPr>
+      <w:r>
+        <w:rPr>
+          <w:rFonts w:ascii="Times New Roman" w:hAnsi="Times New Roman" w:cs="Times New Roman" w:eastAsia="Times New Roman"/>
+          <w:rFonts w:ascii="Times New Roman" w:hAnsi="Times New Roman"/>
+          <w:b/>
+          <w:sz w:val="24"/>
+        </w:rPr>
+        <w:t>{% if supply_contract.supplier_details_check %}ПОСТАВЩИК:{% endif %}</w:t>
+      </w:r>
+      <w:r>
+        <w:tab/>
+      </w:r>
+      <w:r>
+        <w:rPr>
+          <w:rFonts w:ascii="Times New Roman" w:hAnsi="Times New Roman" w:cs="Times New Roman" w:eastAsia="Times New Roman"/>
+          <w:rFonts w:ascii="Times New Roman" w:hAnsi="Times New Roman"/>
+          <w:b/>
+          <w:sz w:val="24"/>
+        </w:rPr>
+        <w:t>{% if supply_contract.buyer_details_check %}ПОКУПАТЕЛЬ:{% endif %}</w:t>
+      </w:r>
+    </w:p>
+    <w:p>
+      <w:pPr>
+        <w:keepNext/>
+        <w:keepLines/>
+        <w:tabs>
+          <w:tab w:pos="5102" w:val="left"/>
+        </w:tabs>
+        <w:spacing w:line="360" w:lineRule="auto"/>
+        <w:ind w:firstLine="0"/>
+      </w:pPr>
+      <w:r>
+        <w:rPr>
+          <w:rFonts w:ascii="Times New Roman" w:hAnsi="Times New Roman" w:cs="Times New Roman" w:eastAsia="Times New Roman"/>
+          <w:rFonts w:ascii="Times New Roman" w:hAnsi="Times New Roman"/>
+          <w:b w:val="0"/>
+          <w:sz w:val="24"/>
+        </w:rPr>
+        <w:t>{% if supply_contract.supplier_details_check %}{{ seller.company_name }}{% endif %}</w:t>
+      </w:r>
+      <w:r>
+        <w:tab/>
+      </w:r>
+      <w:r>
+        <w:rPr>
+          <w:rFonts w:ascii="Times New Roman" w:hAnsi="Times New Roman" w:cs="Times New Roman" w:eastAsia="Times New Roman"/>
+          <w:rFonts w:ascii="Times New Roman" w:hAnsi="Times New Roman"/>
+          <w:b w:val="0"/>
+          <w:sz w:val="24"/>
+        </w:rPr>
+        <w:t>{% if supply_contract.buyer_details_check %}{{ buyer.company_name }}{% endif %}</w:t>
+      </w:r>
+    </w:p>
+    <w:p>
+      <w:pPr>
+        <w:keepNext/>
+        <w:keepLines/>
+        <w:tabs>
+          <w:tab w:pos="5102" w:val="left"/>
+        </w:tabs>
+        <w:spacing w:line="360" w:lineRule="auto"/>
+        <w:ind w:firstLine="0"/>
+      </w:pPr>
+      <w:r>
+        <w:rPr>
+          <w:rFonts w:ascii="Times New Roman" w:hAnsi="Times New Roman" w:cs="Times New Roman" w:eastAsia="Times New Roman"/>
+          <w:rFonts w:ascii="Times New Roman" w:hAnsi="Times New Roman"/>
+          <w:b w:val="0"/>
+          <w:sz w:val="24"/>
+        </w:rPr>
+        <w:t>{% if supply_contract.supplier_details_check %}{{ seller.index }}, {{ seller.legal_address }}{% endif %}</w:t>
+      </w:r>
+      <w:r>
+        <w:tab/>
+      </w:r>
+      <w:r>
+        <w:rPr>
+          <w:rFonts w:ascii="Times New Roman" w:hAnsi="Times New Roman" w:cs="Times New Roman" w:eastAsia="Times New Roman"/>
+          <w:rFonts w:ascii="Times New Roman" w:hAnsi="Times New Roman"/>
+          <w:b w:val="0"/>
+          <w:sz w:val="24"/>
+        </w:rPr>
+        <w:t>{% if supply_contract.buyer_details_check %}{{ buyer.index }}, {{ buyer.legal_address }}{% endif %}</w:t>
+      </w:r>
+    </w:p>
+    <w:p>
+      <w:pPr>
+        <w:keepNext/>
+        <w:keepLines/>
+        <w:tabs>
+          <w:tab w:pos="5102" w:val="left"/>
+        </w:tabs>
+        <w:spacing w:line="360" w:lineRule="auto"/>
+        <w:ind w:firstLine="0"/>
+      </w:pPr>
+      <w:r>
+        <w:rPr>
+          <w:rFonts w:ascii="Times New Roman" w:hAnsi="Times New Roman" w:cs="Times New Roman" w:eastAsia="Times New Roman"/>
+          <w:rFonts w:ascii="Times New Roman" w:hAnsi="Times New Roman"/>
+          <w:b w:val="0"/>
+          <w:sz w:val="24"/>
+        </w:rPr>
+        <w:t>{% if supply_contract.supplier_details_check %}ИНН {{ seller.inn }}{% endif %}</w:t>
+      </w:r>
+      <w:r>
+        <w:tab/>
+      </w:r>
+      <w:r>
+        <w:rPr>
+          <w:rFonts w:ascii="Times New Roman" w:hAnsi="Times New Roman" w:cs="Times New Roman" w:eastAsia="Times New Roman"/>
+          <w:rFonts w:ascii="Times New Roman" w:hAnsi="Times New Roman"/>
+          <w:b w:val="0"/>
+          <w:sz w:val="24"/>
+        </w:rPr>
+        <w:t>{% if supply_contract.buyer_details_check %}ИНН {{ buyer.inn }}{% endif %}</w:t>
+      </w:r>
+    </w:p>
+    <w:p>
+      <w:pPr>
+        <w:keepNext/>
+        <w:keepLines/>
+        <w:tabs>
+          <w:tab w:pos="5102" w:val="left"/>
+        </w:tabs>
+        <w:spacing w:line="360" w:lineRule="auto"/>
+        <w:ind w:firstLine="0"/>
+      </w:pPr>
+      <w:r>
+        <w:rPr>
+          <w:rFonts w:ascii="Times New Roman" w:hAnsi="Times New Roman" w:cs="Times New Roman" w:eastAsia="Times New Roman"/>
+          <w:rFonts w:ascii="Times New Roman" w:hAnsi="Times New Roman"/>
+          <w:b w:val="0"/>
+          <w:sz w:val="24"/>
+        </w:rPr>
+        <w:t>{% if supply_contract.supplier_details_check %}КПП {{ seller.kpp }}{% endif %}</w:t>
+      </w:r>
+      <w:r>
+        <w:tab/>
+      </w:r>
+      <w:r>
+        <w:rPr>
+          <w:rFonts w:ascii="Times New Roman" w:hAnsi="Times New Roman" w:cs="Times New Roman" w:eastAsia="Times New Roman"/>
+          <w:rFonts w:ascii="Times New Roman" w:hAnsi="Times New Roman"/>
+          <w:b w:val="0"/>
+          <w:sz w:val="24"/>
+        </w:rPr>
+        <w:t>{% if supply_contract.buyer_details_check %}КПП {{ buyer.kpp }}{% endif %}</w:t>
+      </w:r>
+    </w:p>
+    <w:p>
+      <w:pPr>
+        <w:keepNext/>
+        <w:keepLines/>
+        <w:tabs>
+          <w:tab w:pos="5102" w:val="left"/>
+        </w:tabs>
+        <w:spacing w:line="360" w:lineRule="auto"/>
+        <w:ind w:firstLine="0"/>
+      </w:pPr>
+      <w:r>
+        <w:rPr>
+          <w:rFonts w:ascii="Times New Roman" w:hAnsi="Times New Roman" w:cs="Times New Roman" w:eastAsia="Times New Roman"/>
+          <w:rFonts w:ascii="Times New Roman" w:hAnsi="Times New Roman"/>
+          <w:b w:val="0"/>
+          <w:sz w:val="24"/>
+        </w:rPr>
+        <w:t>{% if supply_contract.supplier_details_check %}Рас/счет № {{ seller.account_number or '' }} в {{ seller.bank_name or '' }}{% endif %}</w:t>
+      </w:r>
+      <w:r>
+        <w:tab/>
+      </w:r>
+      <w:r>
+        <w:rPr>
+          <w:rFonts w:ascii="Times New Roman" w:hAnsi="Times New Roman" w:cs="Times New Roman" w:eastAsia="Times New Roman"/>
+          <w:rFonts w:ascii="Times New Roman" w:hAnsi="Times New Roman"/>
+          <w:b w:val="0"/>
+          <w:sz w:val="24"/>
+        </w:rPr>
+        <w:t>{% if supply_contract.buyer_details_check %}Рас/счет № {{ buyer.account_number or '' }} в {{ buyer.bank_name or '' }}{% endif %}</w:t>
+      </w:r>
+    </w:p>
+    <w:p>
+      <w:pPr>
+        <w:keepNext/>
+        <w:keepLines/>
+        <w:tabs>
+          <w:tab w:pos="5102" w:val="left"/>
+        </w:tabs>
+        <w:spacing w:line="360" w:lineRule="auto"/>
+        <w:ind w:firstLine="0"/>
+      </w:pPr>
+      <w:r>
+        <w:rPr>
+          <w:rFonts w:ascii="Times New Roman" w:hAnsi="Times New Roman" w:cs="Times New Roman" w:eastAsia="Times New Roman"/>
+          <w:rFonts w:ascii="Times New Roman" w:hAnsi="Times New Roman"/>
+          <w:b w:val="0"/>
+          <w:sz w:val="24"/>
+        </w:rPr>
+        <w:t>{% if supply_contract.supplier_details_check %}{{ seller.correspondent_bank_account or '' }}{% endif %}</w:t>
+      </w:r>
+      <w:r>
+        <w:tab/>
+      </w:r>
+      <w:r>
+        <w:rPr>
+          <w:rFonts w:ascii="Times New Roman" w:hAnsi="Times New Roman" w:cs="Times New Roman" w:eastAsia="Times New Roman"/>
+          <w:rFonts w:ascii="Times New Roman" w:hAnsi="Times New Roman"/>
+          <w:b w:val="0"/>
+          <w:sz w:val="24"/>
+        </w:rPr>
+        <w:t>{% if supply_contract.buyer_details_check %}{{ buyer.correspondent_bank_account or '' }}{% endif %}</w:t>
+      </w:r>
+    </w:p>
+    <w:p>
+      <w:pPr>
+        <w:keepNext/>
+        <w:keepLines/>
+        <w:tabs>
+          <w:tab w:pos="5102" w:val="left"/>
+        </w:tabs>
+        <w:spacing w:line="360" w:lineRule="auto"/>
+        <w:ind w:firstLine="0"/>
+      </w:pPr>
+      <w:r>
+        <w:rPr>
+          <w:rFonts w:ascii="Times New Roman" w:hAnsi="Times New Roman" w:cs="Times New Roman" w:eastAsia="Times New Roman"/>
+          <w:rFonts w:ascii="Times New Roman" w:hAnsi="Times New Roman"/>
+          <w:b w:val="0"/>
+          <w:sz w:val="24"/>
+        </w:rPr>
+        <w:t>{% if supply_contract.supplier_details_check %}{{ seller.bic or '' }}{% endif %}</w:t>
+      </w:r>
+      <w:r>
+        <w:tab/>
+      </w:r>
+      <w:r>
+        <w:rPr>
+          <w:rFonts w:ascii="Times New Roman" w:hAnsi="Times New Roman" w:cs="Times New Roman" w:eastAsia="Times New Roman"/>
+          <w:rFonts w:ascii="Times New Roman" w:hAnsi="Times New Roman"/>
+          <w:b w:val="0"/>
+          <w:sz w:val="24"/>
+        </w:rPr>
+        <w:t>{% if supply_contract.buyer_details_check %}{{ buyer.bic or '' }}{% endif %}</w:t>
+      </w:r>
+    </w:p>
+    <w:p>
+      <w:pPr>
+        <w:keepNext/>
+        <w:keepLines/>
+        <w:tabs>
+          <w:tab w:pos="5102" w:val="left"/>
+        </w:tabs>
+        <w:spacing w:line="360" w:lineRule="auto"/>
+        <w:ind w:firstLine="0"/>
+      </w:pPr>
+      <w:r>
+        <w:rPr>
+          <w:rFonts w:ascii="Times New Roman" w:hAnsi="Times New Roman" w:cs="Times New Roman" w:eastAsia="Times New Roman"/>
+          <w:rFonts w:ascii="Times New Roman" w:hAnsi="Times New Roman"/>
+          <w:b w:val="0"/>
+          <w:sz w:val="24"/>
+        </w:rPr>
+        <w:t>{% if supply_contract.supplier_details_check %}{{ seller.email }}{% endif %}</w:t>
+      </w:r>
+      <w:r>
+        <w:tab/>
+      </w:r>
+      <w:r>
+        <w:rPr>
+          <w:rFonts w:ascii="Times New Roman" w:hAnsi="Times New Roman" w:cs="Times New Roman" w:eastAsia="Times New Roman"/>
+          <w:rFonts w:ascii="Times New Roman" w:hAnsi="Times New Roman"/>
+          <w:b w:val="0"/>
+          <w:sz w:val="24"/>
+        </w:rPr>
+        <w:t>{% if supply_contract.buyer_details_check %}{{ buyer.email }}{% endif %}</w:t>
+      </w:r>
+    </w:p>
+    <w:p>
+      <w:pPr>
+        <w:keepNext w:val="0"/>
+        <w:keepLines/>
+        <w:tabs>
+          <w:tab w:pos="5102" w:val="left"/>
+        </w:tabs>
+        <w:spacing w:line="360" w:lineRule="auto"/>
+        <w:ind w:firstLine="0"/>
+      </w:pPr>
+      <w:r>
+        <w:rPr>
+          <w:rFonts w:ascii="Times New Roman" w:hAnsi="Times New Roman" w:cs="Times New Roman" w:eastAsia="Times New Roman"/>
+          <w:rFonts w:ascii="Times New Roman" w:hAnsi="Times New Roman"/>
+          <w:b w:val="0"/>
+          <w:sz w:val="24"/>
+        </w:rPr>
+        <w:t>{% if supply_contract.supplier_details_check %}{{ seller.phone }}{% endif %}</w:t>
+      </w:r>
+      <w:r>
+        <w:tab/>
+      </w:r>
+      <w:r>
+        <w:rPr>
+          <w:rFonts w:ascii="Times New Roman" w:hAnsi="Times New Roman" w:cs="Times New Roman" w:eastAsia="Times New Roman"/>
+          <w:rFonts w:ascii="Times New Roman" w:hAnsi="Times New Roman"/>
+          <w:b w:val="0"/>
+          <w:sz w:val="24"/>
+        </w:rPr>
+        <w:t>{% if supply_contract.buyer_details_check %}{{ buyer.phone }}{% endif %}</w:t>
+      </w:r>
+    </w:p>
+    <w:p/>
+    <w:p>
+      <w:pPr>
+        <w:keepNext/>
+        <w:keepLines/>
+        <w:tabs>
+          <w:tab w:pos="5102" w:val="left"/>
+        </w:tabs>
+        <w:spacing w:line="360" w:lineRule="auto"/>
+        <w:ind w:firstLine="0"/>
+      </w:pPr>
+      <w:r>
+        <w:rPr>
+          <w:rFonts w:ascii="Times New Roman" w:hAnsi="Times New Roman" w:cs="Times New Roman" w:eastAsia="Times New Roman"/>
+          <w:rFonts w:ascii="Times New Roman" w:hAnsi="Times New Roman"/>
+          <w:b/>
+          <w:sz w:val="24"/>
+        </w:rPr>
+        <w:t>Поставщик:</w:t>
+      </w:r>
+      <w:r>
+        <w:tab/>
+      </w:r>
+      <w:r>
+        <w:rPr>
+          <w:rFonts w:ascii="Times New Roman" w:hAnsi="Times New Roman" w:cs="Times New Roman" w:eastAsia="Times New Roman"/>
+          <w:rFonts w:ascii="Times New Roman" w:hAnsi="Times New Roman"/>
+          <w:b/>
+          <w:sz w:val="24"/>
+        </w:rPr>
+        <w:t>Покупатель:</w:t>
+      </w:r>
+    </w:p>
+    <w:p>
+      <w:pPr>
+        <w:keepNext/>
+        <w:keepLines/>
+        <w:tabs>
+          <w:tab w:pos="5102" w:val="left"/>
+        </w:tabs>
+        <w:spacing w:line="360" w:lineRule="auto"/>
+        <w:ind w:firstLine="0"/>
+      </w:pPr>
+      <w:r>
+        <w:rPr>
+          <w:rFonts w:ascii="Times New Roman" w:hAnsi="Times New Roman" w:cs="Times New Roman" w:eastAsia="Times New Roman"/>
+          <w:rFonts w:ascii="Times New Roman" w:hAnsi="Times New Roman"/>
+          <w:b w:val="0"/>
+          <w:sz w:val="24"/>
+        </w:rPr>
+        <w:t>{{ seller.company_name }}</w:t>
+      </w:r>
+      <w:r>
+        <w:tab/>
+      </w:r>
+      <w:r>
+        <w:rPr>
+          <w:rFonts w:ascii="Times New Roman" w:hAnsi="Times New Roman" w:cs="Times New Roman" w:eastAsia="Times New Roman"/>
+          <w:rFonts w:ascii="Times New Roman" w:hAnsi="Times New Roman"/>
+          <w:b w:val="0"/>
+          <w:sz w:val="24"/>
+        </w:rPr>
+        <w:t>{{ buyer.company_name }}</w:t>
+      </w:r>
+    </w:p>
+    <w:p>
+      <w:pPr>
+        <w:keepNext/>
+        <w:keepLines/>
+        <w:tabs>
+          <w:tab w:pos="5102" w:val="left"/>
+        </w:tabs>
+        <w:spacing w:line="360" w:lineRule="auto"/>
+        <w:ind w:firstLine="0"/>
+      </w:pPr>
+      <w:r>
+        <w:rPr>
+          <w:rFonts w:ascii="Times New Roman" w:hAnsi="Times New Roman" w:cs="Times New Roman" w:eastAsia="Times New Roman"/>
+          <w:rFonts w:ascii="Times New Roman" w:hAnsi="Times New Roman"/>
+          <w:b w:val="0"/>
+          <w:sz w:val="24"/>
+        </w:rPr>
+        <w:t>{{ supply_contract.officials[0].position or '_________________(ДОЛЖНОСТЬ)' }}</w:t>
+      </w:r>
+      <w:r>
+        <w:tab/>
+      </w:r>
+      <w:r>
+        <w:rPr>
+          <w:rFonts w:ascii="Times New Roman" w:hAnsi="Times New Roman" w:cs="Times New Roman" w:eastAsia="Times New Roman"/>
+          <w:rFonts w:ascii="Times New Roman" w:hAnsi="Times New Roman"/>
+          <w:b w:val="0"/>
+          <w:sz w:val="24"/>
+        </w:rPr>
+        <w:t>_________________(ДОЛЖНОСТЬ)</w:t>
+      </w:r>
+    </w:p>
+    <w:p>
+      <w:pPr>
+        <w:keepNext/>
+        <w:keepLines/>
+        <w:tabs>
+          <w:tab w:pos="5102" w:val="left"/>
+        </w:tabs>
+        <w:spacing w:line="360" w:lineRule="auto"/>
+        <w:ind w:firstLine="0"/>
+      </w:pPr>
+      <w:r>
+        <w:rPr>
+          <w:rFonts w:ascii="Times New Roman" w:hAnsi="Times New Roman" w:cs="Times New Roman" w:eastAsia="Times New Roman"/>
+          <w:rFonts w:ascii="Times New Roman" w:hAnsi="Times New Roman"/>
+          <w:b w:val="0"/>
+          <w:sz w:val="24"/>
+        </w:rPr>
+      </w:r>
+      <w:r>
+        <w:tab/>
+      </w:r>
+      <w:r>
+        <w:rPr>
+          <w:rFonts w:ascii="Times New Roman" w:hAnsi="Times New Roman" w:cs="Times New Roman" w:eastAsia="Times New Roman"/>
+          <w:rFonts w:ascii="Times New Roman" w:hAnsi="Times New Roman"/>
+          <w:b w:val="0"/>
+          <w:sz w:val="24"/>
+        </w:rPr>
+      </w:r>
+    </w:p>
+    <w:p>
+      <w:pPr>
+        <w:keepNext/>
+        <w:keepLines/>
+        <w:tabs>
+          <w:tab w:pos="5102" w:val="left"/>
+        </w:tabs>
+        <w:spacing w:line="360" w:lineRule="auto"/>
+        <w:ind w:firstLine="0"/>
+      </w:pPr>
+      <w:r>
+        <w:rPr>
+          <w:rFonts w:ascii="Times New Roman" w:hAnsi="Times New Roman" w:cs="Times New Roman" w:eastAsia="Times New Roman"/>
+          <w:rFonts w:ascii="Times New Roman" w:hAnsi="Times New Roman"/>
+          <w:b w:val="0"/>
+          <w:sz w:val="24"/>
+        </w:rPr>
+        <w:t>_________________</w:t>
+      </w:r>
+      <w:r>
+        <w:tab/>
+      </w:r>
+      <w:r>
+        <w:rPr>
+          <w:rFonts w:ascii="Times New Roman" w:hAnsi="Times New Roman" w:cs="Times New Roman" w:eastAsia="Times New Roman"/>
+          <w:rFonts w:ascii="Times New Roman" w:hAnsi="Times New Roman"/>
+          <w:b w:val="0"/>
+          <w:sz w:val="24"/>
+        </w:rPr>
+        <w:t>_________________</w:t>
+      </w:r>
+    </w:p>
+    <w:p>
+      <w:pPr>
+        <w:keepNext/>
+        <w:keepLines/>
+        <w:tabs>
+          <w:tab w:pos="5102" w:val="left"/>
+        </w:tabs>
+        <w:spacing w:line="360" w:lineRule="auto"/>
+        <w:ind w:firstLine="0"/>
+      </w:pPr>
+      <w:r>
+        <w:rPr>
+          <w:rFonts w:ascii="Times New Roman" w:hAnsi="Times New Roman" w:cs="Times New Roman" w:eastAsia="Times New Roman"/>
+          <w:rFonts w:ascii="Times New Roman" w:hAnsi="Times New Roman"/>
+          <w:b w:val="0"/>
+          <w:sz w:val="24"/>
+        </w:rPr>
+        <w:t>/{% if supply_contract.officials[0].full_name %}{{ supply_contract.officials[0].full_name }}{% else %}_____________(ФИО){% endif %}/</w:t>
+      </w:r>
+      <w:r>
+        <w:tab/>
+      </w:r>
+      <w:r>
+        <w:rPr>
+          <w:rFonts w:ascii="Times New Roman" w:hAnsi="Times New Roman" w:cs="Times New Roman" w:eastAsia="Times New Roman"/>
+          <w:rFonts w:ascii="Times New Roman" w:hAnsi="Times New Roman"/>
+          <w:b w:val="0"/>
+          <w:sz w:val="24"/>
+        </w:rPr>
+        <w:t>/{% if buyer.full_name %}{{ buyer.full_name }}{% else %}_____________(ФИО){% endif %}/</w:t>
+      </w:r>
+    </w:p>
+    <w:p>
+      <w:pPr>
+        <w:keepNext/>
+        <w:keepLines/>
+        <w:tabs>
+          <w:tab w:pos="5102" w:val="left"/>
+        </w:tabs>
+        <w:spacing w:line="360" w:lineRule="auto"/>
+        <w:ind w:firstLine="0"/>
+      </w:pPr>
+      <w:r>
+        <w:rPr>
+          <w:rFonts w:ascii="Times New Roman" w:hAnsi="Times New Roman" w:cs="Times New Roman" w:eastAsia="Times New Roman"/>
+          <w:rFonts w:ascii="Times New Roman" w:hAnsi="Times New Roman"/>
+          <w:b w:val="0"/>
+          <w:sz w:val="24"/>
+        </w:rPr>
+        <w:t>«____» _______________ 20__г.</w:t>
+      </w:r>
+      <w:r>
+        <w:tab/>
+      </w:r>
+      <w:r>
+        <w:rPr>
+          <w:rFonts w:ascii="Times New Roman" w:hAnsi="Times New Roman" w:cs="Times New Roman" w:eastAsia="Times New Roman"/>
+          <w:rFonts w:ascii="Times New Roman" w:hAnsi="Times New Roman"/>
+          <w:b w:val="0"/>
+          <w:sz w:val="24"/>
+        </w:rPr>
+        <w:t>«____» _______________ 20__г.</w:t>
+      </w:r>
+    </w:p>
+    <w:p>
+      <w:pPr>
+        <w:keepNext w:val="0"/>
+        <w:keepLines/>
+        <w:tabs>
+          <w:tab w:pos="5102" w:val="left"/>
+        </w:tabs>
+        <w:spacing w:line="360" w:lineRule="auto"/>
+        <w:ind w:firstLine="0"/>
+      </w:pPr>
+      <w:r>
+        <w:rPr>
+          <w:rFonts w:ascii="Times New Roman" w:hAnsi="Times New Roman" w:cs="Times New Roman" w:eastAsia="Times New Roman"/>
+          <w:rFonts w:ascii="Times New Roman" w:hAnsi="Times New Roman"/>
+          <w:b w:val="0"/>
+          <w:sz w:val="24"/>
+        </w:rPr>
+        <w:t>М.П.</w:t>
+      </w:r>
+      <w:r>
+        <w:tab/>
+      </w:r>
+      <w:r>
+        <w:rPr>
+          <w:rFonts w:ascii="Times New Roman" w:hAnsi="Times New Roman" w:cs="Times New Roman" w:eastAsia="Times New Roman"/>
+          <w:rFonts w:ascii="Times New Roman" w:hAnsi="Times New Roman"/>
+          <w:b w:val="0"/>
+          <w:sz w:val="24"/>
+        </w:rPr>
+        <w:t>М.П.</w:t>
+      </w:r>
+    </w:p>
+    <w:p/>
     <w:sectPr>
       <w:pgSz w:w="12240" w:h="15840"/>
-      <w:pgMar w:top="1440" w:right="1800" w:bottom="1440" w:left="1800" w:header="720" w:footer="720" w:gutter="0"/>
+      <w:pgMar w:top="1134" w:right="567" w:bottom="1134" w:left="1134" w:header="720" w:footer="720" w:gutter="0"/>
       <w:cols w:space="720"/>
       <w:docGrid w:linePitch="360"/>
     </w:sectPr>
@@ -438,6 +1094,14 @@
     <w:name w:val="Normal"/>
     <w:qFormat/>
     <w:rsid w:val="00FC693F"/>
+    <w:pPr>
+      <w:spacing w:line="360" w:lineRule="auto"/>
+      <w:ind w:firstLine="709"/>
+    </w:pPr>
+    <w:rPr>
+      <w:rFonts w:ascii="Times New Roman" w:hAnsi="Times New Roman"/>
+      <w:sz w:val="24"/>
+    </w:rPr>
   </w:style>
   <w:style w:type="paragraph" w:styleId="Header">
     <w:name w:val="header"/>
